--- a/Course/7 Weekly Plan - Homework and Consolidation (Year 12)/Week 24 (15 Mar) - Review week - CAP4-KA8 + 2.1.5 (SOW Recap 1.3 slot)/1 Homework 2.1.5 (typeable).docx
+++ b/Course/7 Weekly Plan - Homework and Consolidation (Year 12)/Week 24 (15 Mar) - Review week - CAP4-KA8 + 2.1.5 (SOW Recap 1.3 slot)/1 Homework 2.1.5 (typeable).docx
@@ -104,30 +104,32 @@
         <w:t>(AO2)</w:t>
       </w:r>
     </w:p>
-    <w:p>
-      <w:pPr>
-        <w:spacing w:before="260"/>
-        <w:pBdr>
-          <w:bottom w:val="single" w:sz="4" w:space="1" w:color="AAB4C0"/>
-        </w:pBdr>
-      </w:pPr>
-    </w:p>
-    <w:p>
-      <w:pPr>
-        <w:spacing w:before="260"/>
-        <w:pBdr>
-          <w:bottom w:val="single" w:sz="4" w:space="1" w:color="AAB4C0"/>
-        </w:pBdr>
-      </w:pPr>
-    </w:p>
-    <w:p>
-      <w:pPr>
-        <w:spacing w:before="260"/>
-        <w:pBdr>
-          <w:bottom w:val="single" w:sz="4" w:space="1" w:color="AAB4C0"/>
-        </w:pBdr>
-      </w:pPr>
-    </w:p>
+    <w:tbl>
+      <w:tblPr>
+        <w:tblStyle w:val="TableGrid"/>
+        <w:tblW w:type="auto" w:w="0"/>
+        <w:tblLook w:firstColumn="1" w:firstRow="1" w:lastColumn="0" w:lastRow="0" w:noHBand="0" w:noVBand="1" w:val="04A0"/>
+      </w:tblPr>
+      <w:tblGrid>
+        <w:gridCol w:w="8640"/>
+      </w:tblGrid>
+      <w:tr>
+        <w:trPr>
+          <w:trHeight w:val="1020" w:hRule="atLeast"/>
+        </w:trPr>
+        <w:tc>
+          <w:tcPr>
+            <w:tcW w:type="dxa" w:w="8640"/>
+          </w:tcPr>
+          <w:p>
+            <w:pPr>
+              <w:spacing w:before="40"/>
+            </w:pPr>
+          </w:p>
+        </w:tc>
+      </w:tr>
+    </w:tbl>
+    <w:p/>
     <w:p>
       <w:pPr>
         <w:pBdr>
@@ -186,22 +188,32 @@
         <w:t>(AO1)</w:t>
       </w:r>
     </w:p>
-    <w:p>
-      <w:pPr>
-        <w:spacing w:before="260"/>
-        <w:pBdr>
-          <w:bottom w:val="single" w:sz="4" w:space="1" w:color="AAB4C0"/>
-        </w:pBdr>
-      </w:pPr>
-    </w:p>
-    <w:p>
-      <w:pPr>
-        <w:spacing w:before="260"/>
-        <w:pBdr>
-          <w:bottom w:val="single" w:sz="4" w:space="1" w:color="AAB4C0"/>
-        </w:pBdr>
-      </w:pPr>
-    </w:p>
+    <w:tbl>
+      <w:tblPr>
+        <w:tblStyle w:val="TableGrid"/>
+        <w:tblW w:type="auto" w:w="0"/>
+        <w:tblLook w:firstColumn="1" w:firstRow="1" w:lastColumn="0" w:lastRow="0" w:noHBand="0" w:noVBand="1" w:val="04A0"/>
+      </w:tblPr>
+      <w:tblGrid>
+        <w:gridCol w:w="8640"/>
+      </w:tblGrid>
+      <w:tr>
+        <w:trPr>
+          <w:trHeight w:val="680" w:hRule="atLeast"/>
+        </w:trPr>
+        <w:tc>
+          <w:tcPr>
+            <w:tcW w:type="dxa" w:w="8640"/>
+          </w:tcPr>
+          <w:p>
+            <w:pPr>
+              <w:spacing w:before="40"/>
+            </w:pPr>
+          </w:p>
+        </w:tc>
+      </w:tr>
+    </w:tbl>
+    <w:p/>
     <w:p>
       <w:pPr>
         <w:pBdr>
@@ -283,30 +295,32 @@
         <w:t>(AO2)</w:t>
       </w:r>
     </w:p>
-    <w:p>
-      <w:pPr>
-        <w:spacing w:before="260"/>
-        <w:pBdr>
-          <w:bottom w:val="single" w:sz="4" w:space="1" w:color="AAB4C0"/>
-        </w:pBdr>
-      </w:pPr>
-    </w:p>
-    <w:p>
-      <w:pPr>
-        <w:spacing w:before="260"/>
-        <w:pBdr>
-          <w:bottom w:val="single" w:sz="4" w:space="1" w:color="AAB4C0"/>
-        </w:pBdr>
-      </w:pPr>
-    </w:p>
-    <w:p>
-      <w:pPr>
-        <w:spacing w:before="260"/>
-        <w:pBdr>
-          <w:bottom w:val="single" w:sz="4" w:space="1" w:color="AAB4C0"/>
-        </w:pBdr>
-      </w:pPr>
-    </w:p>
+    <w:tbl>
+      <w:tblPr>
+        <w:tblStyle w:val="TableGrid"/>
+        <w:tblW w:type="auto" w:w="0"/>
+        <w:tblLook w:firstColumn="1" w:firstRow="1" w:lastColumn="0" w:lastRow="0" w:noHBand="0" w:noVBand="1" w:val="04A0"/>
+      </w:tblPr>
+      <w:tblGrid>
+        <w:gridCol w:w="8640"/>
+      </w:tblGrid>
+      <w:tr>
+        <w:trPr>
+          <w:trHeight w:val="1020" w:hRule="atLeast"/>
+        </w:trPr>
+        <w:tc>
+          <w:tcPr>
+            <w:tcW w:type="dxa" w:w="8640"/>
+          </w:tcPr>
+          <w:p>
+            <w:pPr>
+              <w:spacing w:before="40"/>
+            </w:pPr>
+          </w:p>
+        </w:tc>
+      </w:tr>
+    </w:tbl>
+    <w:p/>
     <w:p>
       <w:pPr>
         <w:pBdr>
@@ -367,22 +381,32 @@
         <w:t>(AO1)</w:t>
       </w:r>
     </w:p>
-    <w:p>
-      <w:pPr>
-        <w:spacing w:before="260"/>
-        <w:pBdr>
-          <w:bottom w:val="single" w:sz="4" w:space="1" w:color="AAB4C0"/>
-        </w:pBdr>
-      </w:pPr>
-    </w:p>
-    <w:p>
-      <w:pPr>
-        <w:spacing w:before="260"/>
-        <w:pBdr>
-          <w:bottom w:val="single" w:sz="4" w:space="1" w:color="AAB4C0"/>
-        </w:pBdr>
-      </w:pPr>
-    </w:p>
+    <w:tbl>
+      <w:tblPr>
+        <w:tblStyle w:val="TableGrid"/>
+        <w:tblW w:type="auto" w:w="0"/>
+        <w:tblLook w:firstColumn="1" w:firstRow="1" w:lastColumn="0" w:lastRow="0" w:noHBand="0" w:noVBand="1" w:val="04A0"/>
+      </w:tblPr>
+      <w:tblGrid>
+        <w:gridCol w:w="8640"/>
+      </w:tblGrid>
+      <w:tr>
+        <w:trPr>
+          <w:trHeight w:val="680" w:hRule="atLeast"/>
+        </w:trPr>
+        <w:tc>
+          <w:tcPr>
+            <w:tcW w:type="dxa" w:w="8640"/>
+          </w:tcPr>
+          <w:p>
+            <w:pPr>
+              <w:spacing w:before="40"/>
+            </w:pPr>
+          </w:p>
+        </w:tc>
+      </w:tr>
+    </w:tbl>
+    <w:p/>
     <w:p>
       <w:pPr>
         <w:pBdr>
@@ -434,30 +458,32 @@
         <w:t>(AO2)</w:t>
       </w:r>
     </w:p>
-    <w:p>
-      <w:pPr>
-        <w:spacing w:before="260"/>
-        <w:pBdr>
-          <w:bottom w:val="single" w:sz="4" w:space="1" w:color="AAB4C0"/>
-        </w:pBdr>
-      </w:pPr>
-    </w:p>
-    <w:p>
-      <w:pPr>
-        <w:spacing w:before="260"/>
-        <w:pBdr>
-          <w:bottom w:val="single" w:sz="4" w:space="1" w:color="AAB4C0"/>
-        </w:pBdr>
-      </w:pPr>
-    </w:p>
-    <w:p>
-      <w:pPr>
-        <w:spacing w:before="260"/>
-        <w:pBdr>
-          <w:bottom w:val="single" w:sz="4" w:space="1" w:color="AAB4C0"/>
-        </w:pBdr>
-      </w:pPr>
-    </w:p>
+    <w:tbl>
+      <w:tblPr>
+        <w:tblStyle w:val="TableGrid"/>
+        <w:tblW w:type="auto" w:w="0"/>
+        <w:tblLook w:firstColumn="1" w:firstRow="1" w:lastColumn="0" w:lastRow="0" w:noHBand="0" w:noVBand="1" w:val="04A0"/>
+      </w:tblPr>
+      <w:tblGrid>
+        <w:gridCol w:w="8640"/>
+      </w:tblGrid>
+      <w:tr>
+        <w:trPr>
+          <w:trHeight w:val="1020" w:hRule="atLeast"/>
+        </w:trPr>
+        <w:tc>
+          <w:tcPr>
+            <w:tcW w:type="dxa" w:w="8640"/>
+          </w:tcPr>
+          <w:p>
+            <w:pPr>
+              <w:spacing w:before="40"/>
+            </w:pPr>
+          </w:p>
+        </w:tc>
+      </w:tr>
+    </w:tbl>
+    <w:p/>
     <w:p>
       <w:pPr>
         <w:pBdr>
@@ -537,30 +563,32 @@
         <w:t>(AO2)</w:t>
       </w:r>
     </w:p>
-    <w:p>
-      <w:pPr>
-        <w:spacing w:before="260"/>
-        <w:pBdr>
-          <w:bottom w:val="single" w:sz="4" w:space="1" w:color="AAB4C0"/>
-        </w:pBdr>
-      </w:pPr>
-    </w:p>
-    <w:p>
-      <w:pPr>
-        <w:spacing w:before="260"/>
-        <w:pBdr>
-          <w:bottom w:val="single" w:sz="4" w:space="1" w:color="AAB4C0"/>
-        </w:pBdr>
-      </w:pPr>
-    </w:p>
-    <w:p>
-      <w:pPr>
-        <w:spacing w:before="260"/>
-        <w:pBdr>
-          <w:bottom w:val="single" w:sz="4" w:space="1" w:color="AAB4C0"/>
-        </w:pBdr>
-      </w:pPr>
-    </w:p>
+    <w:tbl>
+      <w:tblPr>
+        <w:tblStyle w:val="TableGrid"/>
+        <w:tblW w:type="auto" w:w="0"/>
+        <w:tblLook w:firstColumn="1" w:firstRow="1" w:lastColumn="0" w:lastRow="0" w:noHBand="0" w:noVBand="1" w:val="04A0"/>
+      </w:tblPr>
+      <w:tblGrid>
+        <w:gridCol w:w="8640"/>
+      </w:tblGrid>
+      <w:tr>
+        <w:trPr>
+          <w:trHeight w:val="1020" w:hRule="atLeast"/>
+        </w:trPr>
+        <w:tc>
+          <w:tcPr>
+            <w:tcW w:type="dxa" w:w="8640"/>
+          </w:tcPr>
+          <w:p>
+            <w:pPr>
+              <w:spacing w:before="40"/>
+            </w:pPr>
+          </w:p>
+        </w:tc>
+      </w:tr>
+    </w:tbl>
+    <w:p/>
     <w:p>
       <w:pPr>
         <w:pBdr>
@@ -691,54 +719,32 @@
         <w:t>(AO2/AO3)</w:t>
       </w:r>
     </w:p>
-    <w:p>
-      <w:pPr>
-        <w:spacing w:before="260"/>
-        <w:pBdr>
-          <w:bottom w:val="single" w:sz="4" w:space="1" w:color="AAB4C0"/>
-        </w:pBdr>
-      </w:pPr>
-    </w:p>
-    <w:p>
-      <w:pPr>
-        <w:spacing w:before="260"/>
-        <w:pBdr>
-          <w:bottom w:val="single" w:sz="4" w:space="1" w:color="AAB4C0"/>
-        </w:pBdr>
-      </w:pPr>
-    </w:p>
-    <w:p>
-      <w:pPr>
-        <w:spacing w:before="260"/>
-        <w:pBdr>
-          <w:bottom w:val="single" w:sz="4" w:space="1" w:color="AAB4C0"/>
-        </w:pBdr>
-      </w:pPr>
-    </w:p>
-    <w:p>
-      <w:pPr>
-        <w:spacing w:before="260"/>
-        <w:pBdr>
-          <w:bottom w:val="single" w:sz="4" w:space="1" w:color="AAB4C0"/>
-        </w:pBdr>
-      </w:pPr>
-    </w:p>
-    <w:p>
-      <w:pPr>
-        <w:spacing w:before="260"/>
-        <w:pBdr>
-          <w:bottom w:val="single" w:sz="4" w:space="1" w:color="AAB4C0"/>
-        </w:pBdr>
-      </w:pPr>
-    </w:p>
-    <w:p>
-      <w:pPr>
-        <w:spacing w:before="260"/>
-        <w:pBdr>
-          <w:bottom w:val="single" w:sz="4" w:space="1" w:color="AAB4C0"/>
-        </w:pBdr>
-      </w:pPr>
-    </w:p>
+    <w:tbl>
+      <w:tblPr>
+        <w:tblStyle w:val="TableGrid"/>
+        <w:tblW w:type="auto" w:w="0"/>
+        <w:tblLook w:firstColumn="1" w:firstRow="1" w:lastColumn="0" w:lastRow="0" w:noHBand="0" w:noVBand="1" w:val="04A0"/>
+      </w:tblPr>
+      <w:tblGrid>
+        <w:gridCol w:w="8640"/>
+      </w:tblGrid>
+      <w:tr>
+        <w:trPr>
+          <w:trHeight w:val="2040" w:hRule="atLeast"/>
+        </w:trPr>
+        <w:tc>
+          <w:tcPr>
+            <w:tcW w:type="dxa" w:w="8640"/>
+          </w:tcPr>
+          <w:p>
+            <w:pPr>
+              <w:spacing w:before="40"/>
+            </w:pPr>
+          </w:p>
+        </w:tc>
+      </w:tr>
+    </w:tbl>
+    <w:p/>
     <w:p>
       <w:pPr>
         <w:pBdr>
@@ -872,30 +878,32 @@
         <w:t>(AO2)</w:t>
       </w:r>
     </w:p>
-    <w:p>
-      <w:pPr>
-        <w:spacing w:before="260"/>
-        <w:pBdr>
-          <w:bottom w:val="single" w:sz="4" w:space="1" w:color="AAB4C0"/>
-        </w:pBdr>
-      </w:pPr>
-    </w:p>
-    <w:p>
-      <w:pPr>
-        <w:spacing w:before="260"/>
-        <w:pBdr>
-          <w:bottom w:val="single" w:sz="4" w:space="1" w:color="AAB4C0"/>
-        </w:pBdr>
-      </w:pPr>
-    </w:p>
-    <w:p>
-      <w:pPr>
-        <w:spacing w:before="260"/>
-        <w:pBdr>
-          <w:bottom w:val="single" w:sz="4" w:space="1" w:color="AAB4C0"/>
-        </w:pBdr>
-      </w:pPr>
-    </w:p>
+    <w:tbl>
+      <w:tblPr>
+        <w:tblStyle w:val="TableGrid"/>
+        <w:tblW w:type="auto" w:w="0"/>
+        <w:tblLook w:firstColumn="1" w:firstRow="1" w:lastColumn="0" w:lastRow="0" w:noHBand="0" w:noVBand="1" w:val="04A0"/>
+      </w:tblPr>
+      <w:tblGrid>
+        <w:gridCol w:w="8640"/>
+      </w:tblGrid>
+      <w:tr>
+        <w:trPr>
+          <w:trHeight w:val="1020" w:hRule="atLeast"/>
+        </w:trPr>
+        <w:tc>
+          <w:tcPr>
+            <w:tcW w:type="dxa" w:w="8640"/>
+          </w:tcPr>
+          <w:p>
+            <w:pPr>
+              <w:spacing w:before="40"/>
+            </w:pPr>
+          </w:p>
+        </w:tc>
+      </w:tr>
+    </w:tbl>
+    <w:p/>
     <w:p>
       <w:pPr>
         <w:pBdr>
@@ -977,30 +985,32 @@
         <w:t>(AO2)</w:t>
       </w:r>
     </w:p>
-    <w:p>
-      <w:pPr>
-        <w:spacing w:before="260"/>
-        <w:pBdr>
-          <w:bottom w:val="single" w:sz="4" w:space="1" w:color="AAB4C0"/>
-        </w:pBdr>
-      </w:pPr>
-    </w:p>
-    <w:p>
-      <w:pPr>
-        <w:spacing w:before="260"/>
-        <w:pBdr>
-          <w:bottom w:val="single" w:sz="4" w:space="1" w:color="AAB4C0"/>
-        </w:pBdr>
-      </w:pPr>
-    </w:p>
-    <w:p>
-      <w:pPr>
-        <w:spacing w:before="260"/>
-        <w:pBdr>
-          <w:bottom w:val="single" w:sz="4" w:space="1" w:color="AAB4C0"/>
-        </w:pBdr>
-      </w:pPr>
-    </w:p>
+    <w:tbl>
+      <w:tblPr>
+        <w:tblStyle w:val="TableGrid"/>
+        <w:tblW w:type="auto" w:w="0"/>
+        <w:tblLook w:firstColumn="1" w:firstRow="1" w:lastColumn="0" w:lastRow="0" w:noHBand="0" w:noVBand="1" w:val="04A0"/>
+      </w:tblPr>
+      <w:tblGrid>
+        <w:gridCol w:w="8640"/>
+      </w:tblGrid>
+      <w:tr>
+        <w:trPr>
+          <w:trHeight w:val="1020" w:hRule="atLeast"/>
+        </w:trPr>
+        <w:tc>
+          <w:tcPr>
+            <w:tcW w:type="dxa" w:w="8640"/>
+          </w:tcPr>
+          <w:p>
+            <w:pPr>
+              <w:spacing w:before="40"/>
+            </w:pPr>
+          </w:p>
+        </w:tc>
+      </w:tr>
+    </w:tbl>
+    <w:p/>
     <w:tbl>
       <w:tblPr>
         <w:tblStyle w:val="TableGrid"/>
@@ -1329,30 +1339,32 @@
         <w:t>(AO1)</w:t>
       </w:r>
     </w:p>
-    <w:p>
-      <w:pPr>
-        <w:spacing w:before="260"/>
-        <w:pBdr>
-          <w:bottom w:val="single" w:sz="4" w:space="1" w:color="AAB4C0"/>
-        </w:pBdr>
-      </w:pPr>
-    </w:p>
-    <w:p>
-      <w:pPr>
-        <w:spacing w:before="260"/>
-        <w:pBdr>
-          <w:bottom w:val="single" w:sz="4" w:space="1" w:color="AAB4C0"/>
-        </w:pBdr>
-      </w:pPr>
-    </w:p>
-    <w:p>
-      <w:pPr>
-        <w:spacing w:before="260"/>
-        <w:pBdr>
-          <w:bottom w:val="single" w:sz="4" w:space="1" w:color="AAB4C0"/>
-        </w:pBdr>
-      </w:pPr>
-    </w:p>
+    <w:tbl>
+      <w:tblPr>
+        <w:tblStyle w:val="TableGrid"/>
+        <w:tblW w:type="auto" w:w="0"/>
+        <w:tblLook w:firstColumn="1" w:firstRow="1" w:lastColumn="0" w:lastRow="0" w:noHBand="0" w:noVBand="1" w:val="04A0"/>
+      </w:tblPr>
+      <w:tblGrid>
+        <w:gridCol w:w="8640"/>
+      </w:tblGrid>
+      <w:tr>
+        <w:trPr>
+          <w:trHeight w:val="1020" w:hRule="atLeast"/>
+        </w:trPr>
+        <w:tc>
+          <w:tcPr>
+            <w:tcW w:type="dxa" w:w="8640"/>
+          </w:tcPr>
+          <w:p>
+            <w:pPr>
+              <w:spacing w:before="40"/>
+            </w:pPr>
+          </w:p>
+        </w:tc>
+      </w:tr>
+    </w:tbl>
+    <w:p/>
     <w:p>
       <w:pPr>
         <w:pBdr>

--- a/Course/7 Weekly Plan - Homework and Consolidation (Year 12)/Week 24 (15 Mar) - Review week - CAP4-KA8 + 2.1.5 (SOW Recap 1.3 slot)/1 Homework 2.1.5 (typeable).docx
+++ b/Course/7 Weekly Plan - Homework and Consolidation (Year 12)/Week 24 (15 Mar) - Review week - CAP4-KA8 + 2.1.5 (SOW Recap 1.3 slot)/1 Homework 2.1.5 (typeable).docx
@@ -66,14 +66,14 @@
           <w:b w:val="0"/>
           <w:i w:val="0"/>
         </w:rPr>
-        <w:t xml:space="preserve">(a) Explain why these frames are well suited to </w:t>
+        <w:t xml:space="preserve">(a) Explain why rendering these frames is well suited to </w:t>
       </w:r>
       <w:r>
         <w:rPr>
           <w:b/>
           <w:i w:val="0"/>
         </w:rPr>
-        <w:t>concurrent (parallel) processing</w:t>
+        <w:t>concurrent processing</w:t>
       </w:r>
       <w:r>
         <w:rPr>
@@ -164,7 +164,7 @@
           <w:b w:val="0"/>
           <w:i w:val="0"/>
         </w:rPr>
-        <w:t xml:space="preserve"> hardware feature that would let the render finish genuinely faster. </w:t>
+        <w:t xml:space="preserve"> hardware feature that would allow the frames to be processed genuinely in parallel. </w:t>
       </w:r>
       <w:r>
         <w:rPr>
@@ -234,7 +234,7 @@
           <w:b w:val="0"/>
           <w:i w:val="0"/>
         </w:rPr>
-        <w:t xml:space="preserve"> A spreadsheet app, when the user clicks "Save", also runs a long spell-check in the background so the user can keep typing.</w:t>
+        <w:t xml:space="preserve"> When the user of a word processor clicks "Save", the program also runs a long spell-check in the background so the user can keep typing.</w:t>
       </w:r>
     </w:p>
     <w:p>
@@ -348,7 +348,7 @@
           <w:b w:val="0"/>
           <w:i w:val="0"/>
         </w:rPr>
-        <w:t xml:space="preserve"> Two members of staff use the same warehouse system at the same instant. Both read "stock = 1" for the last item and both confirm a sale, so the item is sold twice.</w:t>
+        <w:t xml:space="preserve"> Two members of staff use the same warehouse stock system at the same instant. Both read "stock = 1" for the last remaining item and both confirm a sale, so the item is sold twice.</w:t>
       </w:r>
     </w:p>
     <w:p>
@@ -357,7 +357,7 @@
           <w:b w:val="0"/>
           <w:i w:val="0"/>
         </w:rPr>
-        <w:t xml:space="preserve">(a) Name the problem this illustrates. </w:t>
+        <w:t xml:space="preserve">(a) State the name of the problem this illustrates. </w:t>
       </w:r>
       <w:r>
         <w:rPr>
@@ -434,7 +434,7 @@
           <w:b w:val="0"/>
           <w:i w:val="0"/>
         </w:rPr>
-        <w:t xml:space="preserve"> it happened, referring to shared data and timing. </w:t>
+        <w:t xml:space="preserve"> the problem occurred, referring to shared data and timing. </w:t>
       </w:r>
       <w:r>
         <w:rPr>
@@ -539,7 +539,7 @@
           <w:b w:val="0"/>
           <w:i w:val="0"/>
         </w:rPr>
-        <w:t xml:space="preserve"> reasons why this is not necessarily true. </w:t>
+        <w:t xml:space="preserve"> reasons why this claim is not necessarily true. </w:t>
       </w:r>
       <w:r>
         <w:rPr>
@@ -616,7 +616,7 @@
           <w:b w:val="0"/>
           <w:i w:val="0"/>
         </w:rPr>
-        <w:t xml:space="preserve"> A holiday-booking site, when a customer books a trip, must: (a) charge the customer's card, (b) reserve the flight seat, (c) reserve the hotel room, and (d) send a confirmation email.</w:t>
+        <w:t xml:space="preserve"> When a customer books a trip on a holiday-booking website, the system must: (a) charge the customer's card, (b) reserve the flight seat, (c) reserve the hotel room, and (d) send a confirmation email.</w:t>
       </w:r>
     </w:p>
     <w:p>
@@ -625,21 +625,7 @@
           <w:b w:val="0"/>
           <w:i w:val="0"/>
         </w:rPr>
-        <w:t xml:space="preserve">Using </w:t>
-      </w:r>
-      <w:r>
-        <w:rPr>
-          <w:b w:val="0"/>
-          <w:i/>
-        </w:rPr>
-        <w:t>thinking concurrently</w:t>
-      </w:r>
-      <w:r>
-        <w:rPr>
-          <w:b w:val="0"/>
-          <w:i w:val="0"/>
-        </w:rPr>
-        <w:t xml:space="preserve">, state which of these tasks could run at the </w:t>
+        <w:t xml:space="preserve">Identify which of these tasks could run at the </w:t>
       </w:r>
       <w:r>
         <w:rPr>
@@ -695,7 +681,7 @@
           <w:b w:val="0"/>
           <w:i w:val="0"/>
         </w:rPr>
-        <w:t xml:space="preserve"> trade-off of running tasks concurrently here. </w:t>
+        <w:t xml:space="preserve"> trade-off of running tasks concurrently in this system. </w:t>
       </w:r>
       <w:r>
         <w:rPr>
@@ -840,7 +826,7 @@
           <w:b w:val="0"/>
           <w:i w:val="0"/>
         </w:rPr>
-        <w:t xml:space="preserve"> scored 100 points. Write a suitable Boolean </w:t>
+        <w:t xml:space="preserve"> scored 100 points or more. Write a suitable Boolean </w:t>
       </w:r>
       <w:r>
         <w:rPr>
@@ -854,7 +840,7 @@
           <w:b w:val="0"/>
           <w:i w:val="0"/>
         </w:rPr>
-        <w:t xml:space="preserve"> using a logical operator. </w:t>
+        <w:t xml:space="preserve"> for this decision point using a logical operator. </w:t>
       </w:r>
       <w:r>
         <w:rPr>

--- a/Course/7 Weekly Plan - Homework and Consolidation (Year 12)/Week 24 (15 Mar) - Review week - CAP4-KA8 + 2.1.5 (SOW Recap 1.3 slot)/1 Homework 2.1.5 (typeable).docx
+++ b/Course/7 Weekly Plan - Homework and Consolidation (Year 12)/Week 24 (15 Mar) - Review week - CAP4-KA8 + 2.1.5 (SOW Recap 1.3 slot)/1 Homework 2.1.5 (typeable).docx
@@ -57,30 +57,955 @@
           <w:b w:val="0"/>
           <w:i w:val="0"/>
         </w:rPr>
-        <w:t xml:space="preserve"> A 3-D animation studio must render the 200 individual frames of a short film. Each frame is calculated independently of the others.</w:t>
-      </w:r>
-    </w:p>
-    <w:p>
-      <w:r>
-        <w:rPr>
-          <w:b w:val="0"/>
-          <w:i w:val="0"/>
-        </w:rPr>
-        <w:t xml:space="preserve">(a) Explain why rendering these frames is well suited to </w:t>
+        <w:t xml:space="preserve"> When a customer books a trip on a holiday-booking website, the system must: charge the customer's card, reserve the flight seat, reserve the hotel room, and send a confirmation email. Complete the table: for each pair of tasks, state whether they could run at the </w:t>
       </w:r>
       <w:r>
         <w:rPr>
           <w:b/>
           <w:i w:val="0"/>
         </w:rPr>
-        <w:t>concurrent processing</w:t>
+        <w:t>same time</w:t>
       </w:r>
       <w:r>
         <w:rPr>
           <w:b w:val="0"/>
           <w:i w:val="0"/>
         </w:rPr>
-        <w:t xml:space="preserve">, referring to data dependency. </w:t>
+        <w:t xml:space="preserve"> or must be </w:t>
+      </w:r>
+      <w:r>
+        <w:rPr>
+          <w:b/>
+          <w:i w:val="0"/>
+        </w:rPr>
+        <w:t>sequenced</w:t>
+      </w:r>
+      <w:r>
+        <w:rPr>
+          <w:b w:val="0"/>
+          <w:i w:val="0"/>
+        </w:rPr>
+        <w:t xml:space="preserve">, and give the reason. </w:t>
+      </w:r>
+      <w:r>
+        <w:rPr>
+          <w:b/>
+          <w:i w:val="0"/>
+        </w:rPr>
+        <w:t>[3]</w:t>
+      </w:r>
+      <w:r>
+        <w:rPr>
+          <w:b w:val="0"/>
+          <w:i w:val="0"/>
+        </w:rPr>
+        <w:t xml:space="preserve"> </w:t>
+      </w:r>
+      <w:r>
+        <w:rPr>
+          <w:b w:val="0"/>
+          <w:i/>
+        </w:rPr>
+        <w:t>(AO2)</w:t>
+      </w:r>
+    </w:p>
+    <w:tbl>
+      <w:tblPr>
+        <w:tblStyle w:val="TableGrid"/>
+        <w:tblW w:type="auto" w:w="0"/>
+        <w:tblLook w:firstColumn="1" w:firstRow="1" w:lastColumn="0" w:lastRow="0" w:noHBand="0" w:noVBand="1" w:val="04A0"/>
+      </w:tblPr>
+      <w:tblGrid>
+        <w:gridCol w:w="2880"/>
+        <w:gridCol w:w="2880"/>
+        <w:gridCol w:w="2880"/>
+      </w:tblGrid>
+      <w:tr>
+        <w:tc>
+          <w:tcPr>
+            <w:tcW w:type="dxa" w:w="2880"/>
+            <w:shd w:fill="D9E2F3"/>
+          </w:tcPr>
+          <w:p>
+            <w:r>
+              <w:rPr>
+                <w:b/>
+              </w:rPr>
+            </w:r>
+            <w:r>
+              <w:rPr>
+                <w:b/>
+                <w:i w:val="0"/>
+              </w:rPr>
+              <w:t>Task pair</w:t>
+            </w:r>
+          </w:p>
+        </w:tc>
+        <w:tc>
+          <w:tcPr>
+            <w:tcW w:type="dxa" w:w="2880"/>
+            <w:shd w:fill="D9E2F3"/>
+          </w:tcPr>
+          <w:p>
+            <w:r>
+              <w:rPr>
+                <w:b/>
+              </w:rPr>
+            </w:r>
+            <w:r>
+              <w:rPr>
+                <w:b/>
+                <w:i w:val="0"/>
+              </w:rPr>
+              <w:t>Same time or sequenced?</w:t>
+            </w:r>
+          </w:p>
+        </w:tc>
+        <w:tc>
+          <w:tcPr>
+            <w:tcW w:type="dxa" w:w="2880"/>
+            <w:shd w:fill="D9E2F3"/>
+          </w:tcPr>
+          <w:p>
+            <w:r>
+              <w:rPr>
+                <w:b/>
+              </w:rPr>
+            </w:r>
+            <w:r>
+              <w:rPr>
+                <w:b/>
+                <w:i w:val="0"/>
+              </w:rPr>
+              <w:t>Reason</w:t>
+            </w:r>
+          </w:p>
+        </w:tc>
+      </w:tr>
+      <w:tr>
+        <w:tc>
+          <w:tcPr>
+            <w:tcW w:type="dxa" w:w="2880"/>
+          </w:tcPr>
+          <w:p>
+            <w:r/>
+            <w:r>
+              <w:rPr>
+                <w:b w:val="0"/>
+                <w:i w:val="0"/>
+              </w:rPr>
+              <w:t>Reserve the flight seat / reserve the hotel room</w:t>
+            </w:r>
+          </w:p>
+        </w:tc>
+        <w:tc>
+          <w:tcPr>
+            <w:tcW w:type="dxa" w:w="2880"/>
+          </w:tcPr>
+          <w:p>
+            <w:r/>
+          </w:p>
+        </w:tc>
+        <w:tc>
+          <w:tcPr>
+            <w:tcW w:type="dxa" w:w="2880"/>
+          </w:tcPr>
+          <w:p>
+            <w:r/>
+          </w:p>
+        </w:tc>
+      </w:tr>
+      <w:tr>
+        <w:tc>
+          <w:tcPr>
+            <w:tcW w:type="dxa" w:w="2880"/>
+          </w:tcPr>
+          <w:p>
+            <w:r/>
+            <w:r>
+              <w:rPr>
+                <w:b w:val="0"/>
+                <w:i w:val="0"/>
+              </w:rPr>
+              <w:t>Charge the customer's card / send the confirmation email</w:t>
+            </w:r>
+          </w:p>
+        </w:tc>
+        <w:tc>
+          <w:tcPr>
+            <w:tcW w:type="dxa" w:w="2880"/>
+          </w:tcPr>
+          <w:p>
+            <w:r/>
+          </w:p>
+        </w:tc>
+        <w:tc>
+          <w:tcPr>
+            <w:tcW w:type="dxa" w:w="2880"/>
+          </w:tcPr>
+          <w:p>
+            <w:r/>
+          </w:p>
+        </w:tc>
+      </w:tr>
+      <w:tr>
+        <w:tc>
+          <w:tcPr>
+            <w:tcW w:type="dxa" w:w="2880"/>
+          </w:tcPr>
+          <w:p>
+            <w:r/>
+            <w:r>
+              <w:rPr>
+                <w:b w:val="0"/>
+                <w:i w:val="0"/>
+              </w:rPr>
+              <w:t>Reserve the flight seat / send the confirmation email</w:t>
+            </w:r>
+          </w:p>
+        </w:tc>
+        <w:tc>
+          <w:tcPr>
+            <w:tcW w:type="dxa" w:w="2880"/>
+          </w:tcPr>
+          <w:p>
+            <w:r/>
+          </w:p>
+        </w:tc>
+        <w:tc>
+          <w:tcPr>
+            <w:tcW w:type="dxa" w:w="2880"/>
+          </w:tcPr>
+          <w:p>
+            <w:r/>
+          </w:p>
+        </w:tc>
+      </w:tr>
+    </w:tbl>
+    <w:p/>
+    <w:p>
+      <w:r>
+        <w:rPr>
+          <w:b/>
+          <w:i w:val="0"/>
+        </w:rPr>
+        <w:t>2.</w:t>
+      </w:r>
+      <w:r>
+        <w:rPr>
+          <w:b w:val="0"/>
+          <w:i w:val="0"/>
+        </w:rPr>
+        <w:t xml:space="preserve"> Write the letter of the correct definition in the Match column for each term. Two definitions are not needed. </w:t>
+      </w:r>
+      <w:r>
+        <w:rPr>
+          <w:b/>
+          <w:i w:val="0"/>
+        </w:rPr>
+        <w:t>[2]</w:t>
+      </w:r>
+      <w:r>
+        <w:rPr>
+          <w:b w:val="0"/>
+          <w:i w:val="0"/>
+        </w:rPr>
+        <w:t xml:space="preserve"> </w:t>
+      </w:r>
+      <w:r>
+        <w:rPr>
+          <w:b w:val="0"/>
+          <w:i/>
+        </w:rPr>
+        <w:t>(AO1)</w:t>
+      </w:r>
+    </w:p>
+    <w:tbl>
+      <w:tblPr>
+        <w:tblStyle w:val="TableGrid"/>
+        <w:tblW w:type="auto" w:w="0"/>
+        <w:tblLook w:firstColumn="1" w:firstRow="1" w:lastColumn="0" w:lastRow="0" w:noHBand="0" w:noVBand="1" w:val="04A0"/>
+      </w:tblPr>
+      <w:tblGrid>
+        <w:gridCol w:w="4320"/>
+        <w:gridCol w:w="4320"/>
+      </w:tblGrid>
+      <w:tr>
+        <w:tc>
+          <w:tcPr>
+            <w:tcW w:type="dxa" w:w="4320"/>
+            <w:shd w:fill="D9E2F3"/>
+          </w:tcPr>
+          <w:p>
+            <w:r>
+              <w:rPr>
+                <w:b/>
+              </w:rPr>
+            </w:r>
+            <w:r>
+              <w:rPr>
+                <w:b/>
+                <w:i w:val="0"/>
+              </w:rPr>
+              <w:t>Term</w:t>
+            </w:r>
+          </w:p>
+        </w:tc>
+        <w:tc>
+          <w:tcPr>
+            <w:tcW w:type="dxa" w:w="4320"/>
+            <w:shd w:fill="D9E2F3"/>
+          </w:tcPr>
+          <w:p>
+            <w:r>
+              <w:rPr>
+                <w:b/>
+              </w:rPr>
+            </w:r>
+            <w:r>
+              <w:rPr>
+                <w:b/>
+                <w:i w:val="0"/>
+              </w:rPr>
+              <w:t>Match</w:t>
+            </w:r>
+          </w:p>
+        </w:tc>
+      </w:tr>
+      <w:tr>
+        <w:tc>
+          <w:tcPr>
+            <w:tcW w:type="dxa" w:w="4320"/>
+          </w:tcPr>
+          <w:p>
+            <w:r/>
+            <w:r>
+              <w:rPr>
+                <w:b w:val="0"/>
+                <w:i w:val="0"/>
+              </w:rPr>
+              <w:t>Concurrent processing</w:t>
+            </w:r>
+          </w:p>
+        </w:tc>
+        <w:tc>
+          <w:tcPr>
+            <w:tcW w:type="dxa" w:w="4320"/>
+          </w:tcPr>
+          <w:p>
+            <w:r/>
+          </w:p>
+        </w:tc>
+      </w:tr>
+      <w:tr>
+        <w:tc>
+          <w:tcPr>
+            <w:tcW w:type="dxa" w:w="4320"/>
+          </w:tcPr>
+          <w:p>
+            <w:r/>
+            <w:r>
+              <w:rPr>
+                <w:b w:val="0"/>
+                <w:i w:val="0"/>
+              </w:rPr>
+              <w:t>Race condition</w:t>
+            </w:r>
+          </w:p>
+        </w:tc>
+        <w:tc>
+          <w:tcPr>
+            <w:tcW w:type="dxa" w:w="4320"/>
+          </w:tcPr>
+          <w:p>
+            <w:r/>
+          </w:p>
+        </w:tc>
+      </w:tr>
+      <w:tr>
+        <w:tc>
+          <w:tcPr>
+            <w:tcW w:type="dxa" w:w="4320"/>
+          </w:tcPr>
+          <w:p>
+            <w:r/>
+            <w:r>
+              <w:rPr>
+                <w:b w:val="0"/>
+                <w:i w:val="0"/>
+              </w:rPr>
+              <w:t>Data dependency</w:t>
+            </w:r>
+          </w:p>
+        </w:tc>
+        <w:tc>
+          <w:tcPr>
+            <w:tcW w:type="dxa" w:w="4320"/>
+          </w:tcPr>
+          <w:p>
+            <w:r/>
+          </w:p>
+        </w:tc>
+      </w:tr>
+      <w:tr>
+        <w:tc>
+          <w:tcPr>
+            <w:tcW w:type="dxa" w:w="4320"/>
+          </w:tcPr>
+          <w:p>
+            <w:r/>
+            <w:r>
+              <w:rPr>
+                <w:b w:val="0"/>
+                <w:i w:val="0"/>
+              </w:rPr>
+              <w:t>Multi-core processor</w:t>
+            </w:r>
+          </w:p>
+        </w:tc>
+        <w:tc>
+          <w:tcPr>
+            <w:tcW w:type="dxa" w:w="4320"/>
+          </w:tcPr>
+          <w:p>
+            <w:r/>
+          </w:p>
+        </w:tc>
+      </w:tr>
+    </w:tbl>
+    <w:p/>
+    <w:tbl>
+      <w:tblPr>
+        <w:tblStyle w:val="TableGrid"/>
+        <w:tblW w:type="auto" w:w="0"/>
+        <w:tblLook w:firstColumn="1" w:firstRow="1" w:lastColumn="0" w:lastRow="0" w:noHBand="0" w:noVBand="1" w:val="04A0"/>
+      </w:tblPr>
+      <w:tblGrid>
+        <w:gridCol w:w="4320"/>
+        <w:gridCol w:w="4320"/>
+      </w:tblGrid>
+      <w:tr>
+        <w:tc>
+          <w:tcPr>
+            <w:tcW w:type="dxa" w:w="4320"/>
+            <w:shd w:fill="D9E2F3"/>
+          </w:tcPr>
+          <w:p>
+            <w:r>
+              <w:rPr>
+                <w:b/>
+              </w:rPr>
+            </w:r>
+            <w:r>
+              <w:rPr>
+                <w:b/>
+                <w:i w:val="0"/>
+              </w:rPr>
+              <w:t>Letter</w:t>
+            </w:r>
+          </w:p>
+        </w:tc>
+        <w:tc>
+          <w:tcPr>
+            <w:tcW w:type="dxa" w:w="4320"/>
+            <w:shd w:fill="D9E2F3"/>
+          </w:tcPr>
+          <w:p>
+            <w:r>
+              <w:rPr>
+                <w:b/>
+              </w:rPr>
+            </w:r>
+            <w:r>
+              <w:rPr>
+                <w:b/>
+                <w:i w:val="0"/>
+              </w:rPr>
+              <w:t>Definition</w:t>
+            </w:r>
+          </w:p>
+        </w:tc>
+      </w:tr>
+      <w:tr>
+        <w:tc>
+          <w:tcPr>
+            <w:tcW w:type="dxa" w:w="4320"/>
+          </w:tcPr>
+          <w:p>
+            <w:r/>
+            <w:r>
+              <w:rPr>
+                <w:b w:val="0"/>
+                <w:i w:val="0"/>
+              </w:rPr>
+              <w:t>A</w:t>
+            </w:r>
+          </w:p>
+        </w:tc>
+        <w:tc>
+          <w:tcPr>
+            <w:tcW w:type="dxa" w:w="4320"/>
+          </w:tcPr>
+          <w:p>
+            <w:r/>
+            <w:r>
+              <w:rPr>
+                <w:b w:val="0"/>
+                <w:i w:val="0"/>
+              </w:rPr>
+              <w:t>More than one task making progress during the same period of time (on a single core this is achieved by time-slicing)</w:t>
+            </w:r>
+          </w:p>
+        </w:tc>
+      </w:tr>
+      <w:tr>
+        <w:tc>
+          <w:tcPr>
+            <w:tcW w:type="dxa" w:w="4320"/>
+          </w:tcPr>
+          <w:p>
+            <w:r/>
+            <w:r>
+              <w:rPr>
+                <w:b w:val="0"/>
+                <w:i w:val="0"/>
+              </w:rPr>
+              <w:t>B</w:t>
+            </w:r>
+          </w:p>
+        </w:tc>
+        <w:tc>
+          <w:tcPr>
+            <w:tcW w:type="dxa" w:w="4320"/>
+          </w:tcPr>
+          <w:p>
+            <w:r/>
+            <w:r>
+              <w:rPr>
+                <w:b w:val="0"/>
+                <w:i w:val="0"/>
+              </w:rPr>
+              <w:t>Hardware containing several processing units, allowing tasks to execute genuinely in parallel</w:t>
+            </w:r>
+          </w:p>
+        </w:tc>
+      </w:tr>
+      <w:tr>
+        <w:tc>
+          <w:tcPr>
+            <w:tcW w:type="dxa" w:w="4320"/>
+          </w:tcPr>
+          <w:p>
+            <w:r/>
+            <w:r>
+              <w:rPr>
+                <w:b w:val="0"/>
+                <w:i w:val="0"/>
+              </w:rPr>
+              <w:t>C</w:t>
+            </w:r>
+          </w:p>
+        </w:tc>
+        <w:tc>
+          <w:tcPr>
+            <w:tcW w:type="dxa" w:w="4320"/>
+          </w:tcPr>
+          <w:p>
+            <w:r/>
+            <w:r>
+              <w:rPr>
+                <w:b w:val="0"/>
+                <w:i w:val="0"/>
+              </w:rPr>
+              <w:t>A flaw where the final result depends on the unpredictable order in which tasks access shared data</w:t>
+            </w:r>
+          </w:p>
+        </w:tc>
+      </w:tr>
+      <w:tr>
+        <w:tc>
+          <w:tcPr>
+            <w:tcW w:type="dxa" w:w="4320"/>
+          </w:tcPr>
+          <w:p>
+            <w:r/>
+            <w:r>
+              <w:rPr>
+                <w:b w:val="0"/>
+                <w:i w:val="0"/>
+              </w:rPr>
+              <w:t>D</w:t>
+            </w:r>
+          </w:p>
+        </w:tc>
+        <w:tc>
+          <w:tcPr>
+            <w:tcW w:type="dxa" w:w="4320"/>
+          </w:tcPr>
+          <w:p>
+            <w:r/>
+            <w:r>
+              <w:rPr>
+                <w:b w:val="0"/>
+                <w:i w:val="0"/>
+              </w:rPr>
+              <w:t>Where one task needs the output of another before it can start, forcing the tasks to be sequenced</w:t>
+            </w:r>
+          </w:p>
+        </w:tc>
+      </w:tr>
+      <w:tr>
+        <w:tc>
+          <w:tcPr>
+            <w:tcW w:type="dxa" w:w="4320"/>
+          </w:tcPr>
+          <w:p>
+            <w:r/>
+            <w:r>
+              <w:rPr>
+                <w:b w:val="0"/>
+                <w:i w:val="0"/>
+              </w:rPr>
+              <w:t>E</w:t>
+            </w:r>
+          </w:p>
+        </w:tc>
+        <w:tc>
+          <w:tcPr>
+            <w:tcW w:type="dxa" w:w="4320"/>
+          </w:tcPr>
+          <w:p>
+            <w:r/>
+            <w:r>
+              <w:rPr>
+                <w:b w:val="0"/>
+                <w:i w:val="0"/>
+              </w:rPr>
+              <w:t>Breaking a complex problem down into smaller sub-problems</w:t>
+            </w:r>
+          </w:p>
+        </w:tc>
+      </w:tr>
+      <w:tr>
+        <w:tc>
+          <w:tcPr>
+            <w:tcW w:type="dxa" w:w="4320"/>
+          </w:tcPr>
+          <w:p>
+            <w:r/>
+            <w:r>
+              <w:rPr>
+                <w:b w:val="0"/>
+                <w:i w:val="0"/>
+              </w:rPr>
+              <w:t>F</w:t>
+            </w:r>
+          </w:p>
+        </w:tc>
+        <w:tc>
+          <w:tcPr>
+            <w:tcW w:type="dxa" w:w="4320"/>
+          </w:tcPr>
+          <w:p>
+            <w:r/>
+            <w:r>
+              <w:rPr>
+                <w:b w:val="0"/>
+                <w:i w:val="0"/>
+              </w:rPr>
+              <w:t>A task deliberately left to run only when the system is otherwise idle</w:t>
+            </w:r>
+          </w:p>
+        </w:tc>
+      </w:tr>
+    </w:tbl>
+    <w:p/>
+    <w:p>
+      <w:r>
+        <w:rPr>
+          <w:b/>
+          <w:i w:val="0"/>
+        </w:rPr>
+        <w:t>3.</w:t>
+      </w:r>
+      <w:r>
+        <w:rPr>
+          <w:b w:val="0"/>
+          <w:i w:val="0"/>
+        </w:rPr>
+        <w:t xml:space="preserve"> For each statement, write </w:t>
+      </w:r>
+      <w:r>
+        <w:rPr>
+          <w:b/>
+          <w:i w:val="0"/>
+        </w:rPr>
+        <w:t>True</w:t>
+      </w:r>
+      <w:r>
+        <w:rPr>
+          <w:b w:val="0"/>
+          <w:i w:val="0"/>
+        </w:rPr>
+        <w:t xml:space="preserve"> or </w:t>
+      </w:r>
+      <w:r>
+        <w:rPr>
+          <w:b/>
+          <w:i w:val="0"/>
+        </w:rPr>
+        <w:t>False</w:t>
+      </w:r>
+      <w:r>
+        <w:rPr>
+          <w:b w:val="0"/>
+          <w:i w:val="0"/>
+        </w:rPr>
+        <w:t xml:space="preserve"> in the middle column. If a statement is false, write a corrected version in the final column. </w:t>
+      </w:r>
+      <w:r>
+        <w:rPr>
+          <w:b/>
+          <w:i w:val="0"/>
+        </w:rPr>
+        <w:t>[4]</w:t>
+      </w:r>
+      <w:r>
+        <w:rPr>
+          <w:b w:val="0"/>
+          <w:i w:val="0"/>
+        </w:rPr>
+        <w:t xml:space="preserve"> </w:t>
+      </w:r>
+      <w:r>
+        <w:rPr>
+          <w:b w:val="0"/>
+          <w:i/>
+        </w:rPr>
+        <w:t>(AO2)</w:t>
+      </w:r>
+    </w:p>
+    <w:tbl>
+      <w:tblPr>
+        <w:tblStyle w:val="TableGrid"/>
+        <w:tblW w:type="auto" w:w="0"/>
+        <w:tblLook w:firstColumn="1" w:firstRow="1" w:lastColumn="0" w:lastRow="0" w:noHBand="0" w:noVBand="1" w:val="04A0"/>
+      </w:tblPr>
+      <w:tblGrid>
+        <w:gridCol w:w="2880"/>
+        <w:gridCol w:w="2880"/>
+        <w:gridCol w:w="2880"/>
+      </w:tblGrid>
+      <w:tr>
+        <w:tc>
+          <w:tcPr>
+            <w:tcW w:type="dxa" w:w="2880"/>
+            <w:shd w:fill="D9E2F3"/>
+          </w:tcPr>
+          <w:p>
+            <w:r>
+              <w:rPr>
+                <w:b/>
+              </w:rPr>
+            </w:r>
+            <w:r>
+              <w:rPr>
+                <w:b/>
+                <w:i w:val="0"/>
+              </w:rPr>
+              <w:t>Statement</w:t>
+            </w:r>
+          </w:p>
+        </w:tc>
+        <w:tc>
+          <w:tcPr>
+            <w:tcW w:type="dxa" w:w="2880"/>
+            <w:shd w:fill="D9E2F3"/>
+          </w:tcPr>
+          <w:p>
+            <w:r>
+              <w:rPr>
+                <w:b/>
+              </w:rPr>
+            </w:r>
+            <w:r>
+              <w:rPr>
+                <w:b/>
+                <w:i w:val="0"/>
+              </w:rPr>
+              <w:t>True / False</w:t>
+            </w:r>
+          </w:p>
+        </w:tc>
+        <w:tc>
+          <w:tcPr>
+            <w:tcW w:type="dxa" w:w="2880"/>
+            <w:shd w:fill="D9E2F3"/>
+          </w:tcPr>
+          <w:p>
+            <w:r>
+              <w:rPr>
+                <w:b/>
+              </w:rPr>
+            </w:r>
+            <w:r>
+              <w:rPr>
+                <w:b/>
+                <w:i w:val="0"/>
+              </w:rPr>
+              <w:t>Correction if false</w:t>
+            </w:r>
+          </w:p>
+        </w:tc>
+      </w:tr>
+      <w:tr>
+        <w:tc>
+          <w:tcPr>
+            <w:tcW w:type="dxa" w:w="2880"/>
+          </w:tcPr>
+          <w:p>
+            <w:r/>
+            <w:r>
+              <w:rPr>
+                <w:b w:val="0"/>
+                <w:i w:val="0"/>
+              </w:rPr>
+              <w:t>Running a program's tasks concurrently will always make the program finish faster.</w:t>
+            </w:r>
+          </w:p>
+        </w:tc>
+        <w:tc>
+          <w:tcPr>
+            <w:tcW w:type="dxa" w:w="2880"/>
+          </w:tcPr>
+          <w:p>
+            <w:r/>
+          </w:p>
+        </w:tc>
+        <w:tc>
+          <w:tcPr>
+            <w:tcW w:type="dxa" w:w="2880"/>
+          </w:tcPr>
+          <w:p>
+            <w:r/>
+          </w:p>
+        </w:tc>
+      </w:tr>
+      <w:tr>
+        <w:tc>
+          <w:tcPr>
+            <w:tcW w:type="dxa" w:w="2880"/>
+          </w:tcPr>
+          <w:p>
+            <w:r/>
+            <w:r>
+              <w:rPr>
+                <w:b w:val="0"/>
+                <w:i w:val="0"/>
+              </w:rPr>
+              <w:t>On a single-core processor, concurrent tasks are time-sliced rather than executed truly in parallel.</w:t>
+            </w:r>
+          </w:p>
+        </w:tc>
+        <w:tc>
+          <w:tcPr>
+            <w:tcW w:type="dxa" w:w="2880"/>
+          </w:tcPr>
+          <w:p>
+            <w:r/>
+          </w:p>
+        </w:tc>
+        <w:tc>
+          <w:tcPr>
+            <w:tcW w:type="dxa" w:w="2880"/>
+          </w:tcPr>
+          <w:p>
+            <w:r/>
+          </w:p>
+        </w:tc>
+      </w:tr>
+      <w:tr>
+        <w:tc>
+          <w:tcPr>
+            <w:tcW w:type="dxa" w:w="2880"/>
+          </w:tcPr>
+          <w:p>
+            <w:r/>
+            <w:r>
+              <w:rPr>
+                <w:b w:val="0"/>
+                <w:i w:val="0"/>
+              </w:rPr>
+              <w:t>Rendering the 200 individual frames of an animated film is poorly suited to concurrent processing, because each frame depends on the result of the previous frame.</w:t>
+            </w:r>
+          </w:p>
+        </w:tc>
+        <w:tc>
+          <w:tcPr>
+            <w:tcW w:type="dxa" w:w="2880"/>
+          </w:tcPr>
+          <w:p>
+            <w:r/>
+          </w:p>
+        </w:tc>
+        <w:tc>
+          <w:tcPr>
+            <w:tcW w:type="dxa" w:w="2880"/>
+          </w:tcPr>
+          <w:p>
+            <w:r/>
+          </w:p>
+        </w:tc>
+      </w:tr>
+      <w:tr>
+        <w:tc>
+          <w:tcPr>
+            <w:tcW w:type="dxa" w:w="2880"/>
+          </w:tcPr>
+          <w:p>
+            <w:r/>
+            <w:r>
+              <w:rPr>
+                <w:b w:val="0"/>
+                <w:i w:val="0"/>
+              </w:rPr>
+              <w:t>Creating, coordinating and recombining concurrent tasks adds an overhead that can outweigh the speed gain.</w:t>
+            </w:r>
+          </w:p>
+        </w:tc>
+        <w:tc>
+          <w:tcPr>
+            <w:tcW w:type="dxa" w:w="2880"/>
+          </w:tcPr>
+          <w:p>
+            <w:r/>
+          </w:p>
+        </w:tc>
+        <w:tc>
+          <w:tcPr>
+            <w:tcW w:type="dxa" w:w="2880"/>
+          </w:tcPr>
+          <w:p>
+            <w:r/>
+          </w:p>
+        </w:tc>
+      </w:tr>
+    </w:tbl>
+    <w:p/>
+    <w:p>
+      <w:r>
+        <w:rPr>
+          <w:b/>
+          <w:i w:val="0"/>
+        </w:rPr>
+        <w:t>4.</w:t>
+      </w:r>
+      <w:r>
+        <w:rPr>
+          <w:b w:val="0"/>
+          <w:i w:val="0"/>
+        </w:rPr>
+        <w:t xml:space="preserve"> Two members of staff use the same warehouse stock system at the same instant. Both read "stock = 1" for the last remaining item and both confirm a sale, so the item is sold twice. Complete the paragraph using words from the word bank. Three words are not needed. </w:t>
       </w:r>
       <w:r>
         <w:rPr>
@@ -104,122 +1029,70 @@
         <w:t>(AO2)</w:t>
       </w:r>
     </w:p>
-    <w:tbl>
-      <w:tblPr>
-        <w:tblStyle w:val="TableGrid"/>
-        <w:tblW w:type="auto" w:w="0"/>
-        <w:tblLook w:firstColumn="1" w:firstRow="1" w:lastColumn="0" w:lastRow="0" w:noHBand="0" w:noVBand="1" w:val="04A0"/>
-      </w:tblPr>
-      <w:tblGrid>
-        <w:gridCol w:w="8640"/>
-      </w:tblGrid>
-      <w:tr>
-        <w:trPr>
-          <w:trHeight w:val="1020" w:hRule="atLeast"/>
-        </w:trPr>
-        <w:tc>
-          <w:tcPr>
-            <w:tcW w:type="dxa" w:w="8640"/>
-          </w:tcPr>
-          <w:p>
-            <w:pPr>
-              <w:spacing w:before="40"/>
-            </w:pPr>
-          </w:p>
-        </w:tc>
-      </w:tr>
-    </w:tbl>
-    <w:p/>
-    <w:p>
-      <w:pPr>
-        <w:pBdr>
-          <w:bottom w:val="single" w:sz="6" w:space="1" w:color="AAAAAA"/>
-        </w:pBdr>
-      </w:pPr>
-    </w:p>
-    <w:p>
-      <w:pPr>
-        <w:pBdr>
-          <w:bottom w:val="single" w:sz="6" w:space="1" w:color="AAAAAA"/>
-        </w:pBdr>
-      </w:pPr>
-    </w:p>
     <w:p>
       <w:r>
         <w:rPr>
           <w:b w:val="0"/>
           <w:i w:val="0"/>
         </w:rPr>
-        <w:t xml:space="preserve">(b) State </w:t>
+        <w:t xml:space="preserve">Both processes read the same </w:t>
       </w:r>
       <w:r>
         <w:rPr>
           <w:b/>
           <w:i w:val="0"/>
         </w:rPr>
-        <w:t>one</w:t>
+        <w:t>(a)</w:t>
       </w:r>
       <w:r>
         <w:rPr>
           <w:b w:val="0"/>
           <w:i w:val="0"/>
         </w:rPr>
-        <w:t xml:space="preserve"> hardware feature that would allow the frames to be processed genuinely in parallel. </w:t>
+        <w:t xml:space="preserve"> __________ stock value before either had written its update. Because the two updates were not coordinated, the final result depended on the unpredictable </w:t>
       </w:r>
       <w:r>
         <w:rPr>
           <w:b/>
           <w:i w:val="0"/>
         </w:rPr>
-        <w:t>[1]</w:t>
+        <w:t>(b)</w:t>
       </w:r>
       <w:r>
         <w:rPr>
           <w:b w:val="0"/>
           <w:i w:val="0"/>
         </w:rPr>
-        <w:t xml:space="preserve"> </w:t>
+        <w:t xml:space="preserve"> __________ of the operations, so the last item was sold </w:t>
+      </w:r>
+      <w:r>
+        <w:rPr>
+          <w:b/>
+          <w:i w:val="0"/>
+        </w:rPr>
+        <w:t>(c)</w:t>
       </w:r>
       <w:r>
         <w:rPr>
           <w:b w:val="0"/>
-          <w:i/>
+          <w:i w:val="0"/>
         </w:rPr>
-        <w:t>(AO1)</w:t>
+        <w:t xml:space="preserve"> __________ . This problem is called a </w:t>
       </w:r>
-    </w:p>
-    <w:tbl>
-      <w:tblPr>
-        <w:tblStyle w:val="TableGrid"/>
-        <w:tblW w:type="auto" w:w="0"/>
-        <w:tblLook w:firstColumn="1" w:firstRow="1" w:lastColumn="0" w:lastRow="0" w:noHBand="0" w:noVBand="1" w:val="04A0"/>
-      </w:tblPr>
-      <w:tblGrid>
-        <w:gridCol w:w="8640"/>
-      </w:tblGrid>
-      <w:tr>
-        <w:trPr>
-          <w:trHeight w:val="680" w:hRule="atLeast"/>
-        </w:trPr>
-        <w:tc>
-          <w:tcPr>
-            <w:tcW w:type="dxa" w:w="8640"/>
-          </w:tcPr>
-          <w:p>
-            <w:pPr>
-              <w:spacing w:before="40"/>
-            </w:pPr>
-          </w:p>
-        </w:tc>
-      </w:tr>
-    </w:tbl>
-    <w:p/>
-    <w:p>
-      <w:pPr>
-        <w:pBdr>
-          <w:bottom w:val="single" w:sz="6" w:space="1" w:color="AAAAAA"/>
-        </w:pBdr>
-      </w:pPr>
+      <w:r>
+        <w:rPr>
+          <w:b/>
+          <w:i w:val="0"/>
+        </w:rPr>
+        <w:t>(d)</w:t>
+      </w:r>
+      <w:r>
+        <w:rPr>
+          <w:b w:val="0"/>
+          <w:i w:val="0"/>
+        </w:rPr>
+        <w:t xml:space="preserve"> __________ condition.</w:t>
+      </w:r>
     </w:p>
     <w:p>
       <w:r>
@@ -227,7 +1100,23 @@
           <w:b/>
           <w:i w:val="0"/>
         </w:rPr>
-        <w:t>2.</w:t>
+        <w:t>Word bank:</w:t>
+      </w:r>
+      <w:r>
+        <w:rPr>
+          <w:b w:val="0"/>
+          <w:i w:val="0"/>
+        </w:rPr>
+        <w:t xml:space="preserve"> shared · timing · twice · race · local · once · dependency</w:t>
+      </w:r>
+    </w:p>
+    <w:p>
+      <w:r>
+        <w:rPr>
+          <w:b/>
+          <w:i w:val="0"/>
+        </w:rPr>
+        <w:t>5.</w:t>
       </w:r>
       <w:r>
         <w:rPr>
@@ -243,7 +1132,7 @@
           <w:b w:val="0"/>
           <w:i w:val="0"/>
         </w:rPr>
-        <w:t xml:space="preserve">Explain </w:t>
+        <w:t xml:space="preserve">(a) Explain </w:t>
       </w:r>
       <w:r>
         <w:rPr>
@@ -322,42 +1211,26 @@
     </w:tbl>
     <w:p/>
     <w:p>
-      <w:pPr>
-        <w:pBdr>
-          <w:bottom w:val="single" w:sz="6" w:space="1" w:color="AAAAAA"/>
-        </w:pBdr>
-      </w:pPr>
-    </w:p>
-    <w:p>
-      <w:pPr>
-        <w:pBdr>
-          <w:bottom w:val="single" w:sz="6" w:space="1" w:color="AAAAAA"/>
-        </w:pBdr>
-      </w:pPr>
-    </w:p>
-    <w:p>
+      <w:r>
+        <w:rPr>
+          <w:b w:val="0"/>
+          <w:i w:val="0"/>
+        </w:rPr>
+        <w:t xml:space="preserve">(b) State </w:t>
+      </w:r>
       <w:r>
         <w:rPr>
           <w:b/>
           <w:i w:val="0"/>
         </w:rPr>
-        <w:t>3.</w:t>
+        <w:t>one</w:t>
       </w:r>
       <w:r>
         <w:rPr>
           <w:b w:val="0"/>
           <w:i w:val="0"/>
         </w:rPr>
-        <w:t xml:space="preserve"> Two members of staff use the same warehouse stock system at the same instant. Both read "stock = 1" for the last remaining item and both confirm a sale, so the item is sold twice.</w:t>
-      </w:r>
-    </w:p>
-    <w:p>
-      <w:r>
-        <w:rPr>
-          <w:b w:val="0"/>
-          <w:i w:val="0"/>
-        </w:rPr>
-        <w:t xml:space="preserve">(a) State the name of the problem this illustrates. </w:t>
+        <w:t xml:space="preserve"> hardware feature that would allow the two tasks to be processed genuinely in parallel. </w:t>
       </w:r>
       <w:r>
         <w:rPr>
@@ -407,358 +1280,6 @@
       </w:tr>
     </w:tbl>
     <w:p/>
-    <w:p>
-      <w:pPr>
-        <w:pBdr>
-          <w:bottom w:val="single" w:sz="6" w:space="1" w:color="AAAAAA"/>
-        </w:pBdr>
-      </w:pPr>
-    </w:p>
-    <w:p>
-      <w:r>
-        <w:rPr>
-          <w:b w:val="0"/>
-          <w:i w:val="0"/>
-        </w:rPr>
-        <w:t xml:space="preserve">(b) Explain </w:t>
-      </w:r>
-      <w:r>
-        <w:rPr>
-          <w:b/>
-          <w:i w:val="0"/>
-        </w:rPr>
-        <w:t>why</w:t>
-      </w:r>
-      <w:r>
-        <w:rPr>
-          <w:b w:val="0"/>
-          <w:i w:val="0"/>
-        </w:rPr>
-        <w:t xml:space="preserve"> the problem occurred, referring to shared data and timing. </w:t>
-      </w:r>
-      <w:r>
-        <w:rPr>
-          <w:b/>
-          <w:i w:val="0"/>
-        </w:rPr>
-        <w:t>[2]</w:t>
-      </w:r>
-      <w:r>
-        <w:rPr>
-          <w:b w:val="0"/>
-          <w:i w:val="0"/>
-        </w:rPr>
-        <w:t xml:space="preserve"> </w:t>
-      </w:r>
-      <w:r>
-        <w:rPr>
-          <w:b w:val="0"/>
-          <w:i/>
-        </w:rPr>
-        <w:t>(AO2)</w:t>
-      </w:r>
-    </w:p>
-    <w:tbl>
-      <w:tblPr>
-        <w:tblStyle w:val="TableGrid"/>
-        <w:tblW w:type="auto" w:w="0"/>
-        <w:tblLook w:firstColumn="1" w:firstRow="1" w:lastColumn="0" w:lastRow="0" w:noHBand="0" w:noVBand="1" w:val="04A0"/>
-      </w:tblPr>
-      <w:tblGrid>
-        <w:gridCol w:w="8640"/>
-      </w:tblGrid>
-      <w:tr>
-        <w:trPr>
-          <w:trHeight w:val="1020" w:hRule="atLeast"/>
-        </w:trPr>
-        <w:tc>
-          <w:tcPr>
-            <w:tcW w:type="dxa" w:w="8640"/>
-          </w:tcPr>
-          <w:p>
-            <w:pPr>
-              <w:spacing w:before="40"/>
-            </w:pPr>
-          </w:p>
-        </w:tc>
-      </w:tr>
-    </w:tbl>
-    <w:p/>
-    <w:p>
-      <w:pPr>
-        <w:pBdr>
-          <w:bottom w:val="single" w:sz="6" w:space="1" w:color="AAAAAA"/>
-        </w:pBdr>
-      </w:pPr>
-    </w:p>
-    <w:p>
-      <w:pPr>
-        <w:pBdr>
-          <w:bottom w:val="single" w:sz="6" w:space="1" w:color="AAAAAA"/>
-        </w:pBdr>
-      </w:pPr>
-    </w:p>
-    <w:p>
-      <w:r>
-        <w:rPr>
-          <w:b/>
-          <w:i w:val="0"/>
-        </w:rPr>
-        <w:t>4.</w:t>
-      </w:r>
-      <w:r>
-        <w:rPr>
-          <w:b w:val="0"/>
-          <w:i w:val="0"/>
-        </w:rPr>
-        <w:t xml:space="preserve"> A student claims: "Running my program's tasks concurrently will </w:t>
-      </w:r>
-      <w:r>
-        <w:rPr>
-          <w:b w:val="0"/>
-          <w:i/>
-        </w:rPr>
-        <w:t>always</w:t>
-      </w:r>
-      <w:r>
-        <w:rPr>
-          <w:b w:val="0"/>
-          <w:i w:val="0"/>
-        </w:rPr>
-        <w:t xml:space="preserve"> make it finish faster." Give </w:t>
-      </w:r>
-      <w:r>
-        <w:rPr>
-          <w:b/>
-          <w:i w:val="0"/>
-        </w:rPr>
-        <w:t>two</w:t>
-      </w:r>
-      <w:r>
-        <w:rPr>
-          <w:b w:val="0"/>
-          <w:i w:val="0"/>
-        </w:rPr>
-        <w:t xml:space="preserve"> reasons why this claim is not necessarily true. </w:t>
-      </w:r>
-      <w:r>
-        <w:rPr>
-          <w:b/>
-          <w:i w:val="0"/>
-        </w:rPr>
-        <w:t>[2]</w:t>
-      </w:r>
-      <w:r>
-        <w:rPr>
-          <w:b w:val="0"/>
-          <w:i w:val="0"/>
-        </w:rPr>
-        <w:t xml:space="preserve"> </w:t>
-      </w:r>
-      <w:r>
-        <w:rPr>
-          <w:b w:val="0"/>
-          <w:i/>
-        </w:rPr>
-        <w:t>(AO2)</w:t>
-      </w:r>
-    </w:p>
-    <w:tbl>
-      <w:tblPr>
-        <w:tblStyle w:val="TableGrid"/>
-        <w:tblW w:type="auto" w:w="0"/>
-        <w:tblLook w:firstColumn="1" w:firstRow="1" w:lastColumn="0" w:lastRow="0" w:noHBand="0" w:noVBand="1" w:val="04A0"/>
-      </w:tblPr>
-      <w:tblGrid>
-        <w:gridCol w:w="8640"/>
-      </w:tblGrid>
-      <w:tr>
-        <w:trPr>
-          <w:trHeight w:val="1020" w:hRule="atLeast"/>
-        </w:trPr>
-        <w:tc>
-          <w:tcPr>
-            <w:tcW w:type="dxa" w:w="8640"/>
-          </w:tcPr>
-          <w:p>
-            <w:pPr>
-              <w:spacing w:before="40"/>
-            </w:pPr>
-          </w:p>
-        </w:tc>
-      </w:tr>
-    </w:tbl>
-    <w:p/>
-    <w:p>
-      <w:pPr>
-        <w:pBdr>
-          <w:bottom w:val="single" w:sz="6" w:space="1" w:color="AAAAAA"/>
-        </w:pBdr>
-      </w:pPr>
-    </w:p>
-    <w:p>
-      <w:pPr>
-        <w:pBdr>
-          <w:bottom w:val="single" w:sz="6" w:space="1" w:color="AAAAAA"/>
-        </w:pBdr>
-      </w:pPr>
-    </w:p>
-    <w:p>
-      <w:r>
-        <w:rPr>
-          <w:b/>
-          <w:i w:val="0"/>
-        </w:rPr>
-        <w:t>5.</w:t>
-      </w:r>
-      <w:r>
-        <w:rPr>
-          <w:b w:val="0"/>
-          <w:i w:val="0"/>
-        </w:rPr>
-        <w:t xml:space="preserve"> When a customer books a trip on a holiday-booking website, the system must: (a) charge the customer's card, (b) reserve the flight seat, (c) reserve the hotel room, and (d) send a confirmation email.</w:t>
-      </w:r>
-    </w:p>
-    <w:p>
-      <w:r>
-        <w:rPr>
-          <w:b w:val="0"/>
-          <w:i w:val="0"/>
-        </w:rPr>
-        <w:t xml:space="preserve">Identify which of these tasks could run at the </w:t>
-      </w:r>
-      <w:r>
-        <w:rPr>
-          <w:b/>
-          <w:i w:val="0"/>
-        </w:rPr>
-        <w:t>same time</w:t>
-      </w:r>
-      <w:r>
-        <w:rPr>
-          <w:b w:val="0"/>
-          <w:i w:val="0"/>
-        </w:rPr>
-        <w:t xml:space="preserve"> and which must be </w:t>
-      </w:r>
-      <w:r>
-        <w:rPr>
-          <w:b/>
-          <w:i w:val="0"/>
-        </w:rPr>
-        <w:t>sequenced</w:t>
-      </w:r>
-      <w:r>
-        <w:rPr>
-          <w:b w:val="0"/>
-          <w:i w:val="0"/>
-        </w:rPr>
-        <w:t xml:space="preserve">, then discuss </w:t>
-      </w:r>
-      <w:r>
-        <w:rPr>
-          <w:b/>
-          <w:i w:val="0"/>
-        </w:rPr>
-        <w:t>one</w:t>
-      </w:r>
-      <w:r>
-        <w:rPr>
-          <w:b w:val="0"/>
-          <w:i w:val="0"/>
-        </w:rPr>
-        <w:t xml:space="preserve"> benefit and </w:t>
-      </w:r>
-      <w:r>
-        <w:rPr>
-          <w:b/>
-          <w:i w:val="0"/>
-        </w:rPr>
-        <w:t>one</w:t>
-      </w:r>
-      <w:r>
-        <w:rPr>
-          <w:b w:val="0"/>
-          <w:i w:val="0"/>
-        </w:rPr>
-        <w:t xml:space="preserve"> trade-off of running tasks concurrently in this system. </w:t>
-      </w:r>
-      <w:r>
-        <w:rPr>
-          <w:b/>
-          <w:i w:val="0"/>
-        </w:rPr>
-        <w:t>[4]</w:t>
-      </w:r>
-      <w:r>
-        <w:rPr>
-          <w:b w:val="0"/>
-          <w:i w:val="0"/>
-        </w:rPr>
-        <w:t xml:space="preserve"> </w:t>
-      </w:r>
-      <w:r>
-        <w:rPr>
-          <w:b w:val="0"/>
-          <w:i/>
-        </w:rPr>
-        <w:t>(AO2/AO3)</w:t>
-      </w:r>
-    </w:p>
-    <w:tbl>
-      <w:tblPr>
-        <w:tblStyle w:val="TableGrid"/>
-        <w:tblW w:type="auto" w:w="0"/>
-        <w:tblLook w:firstColumn="1" w:firstRow="1" w:lastColumn="0" w:lastRow="0" w:noHBand="0" w:noVBand="1" w:val="04A0"/>
-      </w:tblPr>
-      <w:tblGrid>
-        <w:gridCol w:w="8640"/>
-      </w:tblGrid>
-      <w:tr>
-        <w:trPr>
-          <w:trHeight w:val="2040" w:hRule="atLeast"/>
-        </w:trPr>
-        <w:tc>
-          <w:tcPr>
-            <w:tcW w:type="dxa" w:w="8640"/>
-          </w:tcPr>
-          <w:p>
-            <w:pPr>
-              <w:spacing w:before="40"/>
-            </w:pPr>
-          </w:p>
-        </w:tc>
-      </w:tr>
-    </w:tbl>
-    <w:p/>
-    <w:p>
-      <w:pPr>
-        <w:pBdr>
-          <w:bottom w:val="single" w:sz="6" w:space="1" w:color="AAAAAA"/>
-        </w:pBdr>
-      </w:pPr>
-    </w:p>
-    <w:p>
-      <w:pPr>
-        <w:pBdr>
-          <w:bottom w:val="single" w:sz="6" w:space="1" w:color="AAAAAA"/>
-        </w:pBdr>
-      </w:pPr>
-    </w:p>
-    <w:p>
-      <w:pPr>
-        <w:pBdr>
-          <w:bottom w:val="single" w:sz="6" w:space="1" w:color="AAAAAA"/>
-        </w:pBdr>
-      </w:pPr>
-    </w:p>
-    <w:p>
-      <w:pPr>
-        <w:pBdr>
-          <w:bottom w:val="single" w:sz="6" w:space="1" w:color="AAAAAA"/>
-        </w:pBdr>
-      </w:pPr>
-    </w:p>
     <w:p>
       <w:pPr>
         <w:pStyle w:val="Heading2"/>
@@ -891,20 +1412,6 @@
     </w:tbl>
     <w:p/>
     <w:p>
-      <w:pPr>
-        <w:pBdr>
-          <w:bottom w:val="single" w:sz="6" w:space="1" w:color="AAAAAA"/>
-        </w:pBdr>
-      </w:pPr>
-    </w:p>
-    <w:p>
-      <w:pPr>
-        <w:pBdr>
-          <w:bottom w:val="single" w:sz="6" w:space="1" w:color="AAAAAA"/>
-        </w:pBdr>
-      </w:pPr>
-    </w:p>
-    <w:p>
       <w:r>
         <w:rPr>
           <w:b/>
@@ -971,32 +1478,6 @@
         <w:t>(AO2)</w:t>
       </w:r>
     </w:p>
-    <w:tbl>
-      <w:tblPr>
-        <w:tblStyle w:val="TableGrid"/>
-        <w:tblW w:type="auto" w:w="0"/>
-        <w:tblLook w:firstColumn="1" w:firstRow="1" w:lastColumn="0" w:lastRow="0" w:noHBand="0" w:noVBand="1" w:val="04A0"/>
-      </w:tblPr>
-      <w:tblGrid>
-        <w:gridCol w:w="8640"/>
-      </w:tblGrid>
-      <w:tr>
-        <w:trPr>
-          <w:trHeight w:val="1020" w:hRule="atLeast"/>
-        </w:trPr>
-        <w:tc>
-          <w:tcPr>
-            <w:tcW w:type="dxa" w:w="8640"/>
-          </w:tcPr>
-          <w:p>
-            <w:pPr>
-              <w:spacing w:before="40"/>
-            </w:pPr>
-          </w:p>
-        </w:tc>
-      </w:tr>
-    </w:tbl>
-    <w:p/>
     <w:tbl>
       <w:tblPr>
         <w:tblStyle w:val="TableGrid"/>
@@ -1358,20 +1839,6 @@
         </w:pBdr>
       </w:pPr>
     </w:p>
-    <w:p>
-      <w:pPr>
-        <w:pBdr>
-          <w:bottom w:val="single" w:sz="6" w:space="1" w:color="AAAAAA"/>
-        </w:pBdr>
-      </w:pPr>
-    </w:p>
-    <w:p>
-      <w:pPr>
-        <w:pBdr>
-          <w:bottom w:val="single" w:sz="6" w:space="1" w:color="AAAAAA"/>
-        </w:pBdr>
-      </w:pPr>
-    </w:p>
     <w:sectPr>
       <w:pgSz w:w="12240" w:h="15840"/>
       <w:pgMar w:top="1440" w:right="1800" w:bottom="1440" w:left="1800" w:header="720" w:footer="720" w:gutter="0"/>
